--- a/docs/academico/practica-07/F7_Requerimientos_No_Funcionales_Colegio_Andino.docx
+++ b/docs/academico/practica-07/F7_Requerimientos_No_Funcionales_Colegio_Andino.docx
@@ -7171,9 +7171,9 @@
       </w:tblPr>
       <w:tblGrid>
         <w:gridCol w:w="657"/>
-        <w:gridCol w:w="3039"/>
+        <w:gridCol w:w="2629"/>
         <w:gridCol w:w="1068"/>
-        <w:gridCol w:w="3450"/>
+        <w:gridCol w:w="3861"/>
       </w:tblGrid>
       <w:tr>
         <w:trPr>
@@ -7203,7 +7203,7 @@
         </w:tc>
         <w:tc>
           <w:tcPr>
-            <w:tcW w:w="3039" w:type="dxa"/>
+            <w:tcW w:w="2629" w:type="dxa"/>
             <w:shd w:val="clear" w:color="auto" w:fill="D9E2F3"/>
           </w:tcPr>
           <w:p>
@@ -7245,7 +7245,7 @@
         </w:tc>
         <w:tc>
           <w:tcPr>
-            <w:tcW w:w="3450" w:type="dxa"/>
+            <w:tcW w:w="3861" w:type="dxa"/>
             <w:shd w:val="clear" w:color="auto" w:fill="D9E2F3"/>
           </w:tcPr>
           <w:p>
@@ -7289,7 +7289,7 @@
         </w:tc>
         <w:tc>
           <w:tcPr>
-            <w:tcW w:w="3039" w:type="dxa"/>
+            <w:tcW w:w="2629" w:type="dxa"/>
           </w:tcPr>
           <w:p>
             <w:pPr>
@@ -7325,7 +7325,7 @@
         </w:tc>
         <w:tc>
           <w:tcPr>
-            <w:tcW w:w="3450" w:type="dxa"/>
+            <w:tcW w:w="3861" w:type="dxa"/>
           </w:tcPr>
           <w:p>
             <w:pPr>
@@ -7366,7 +7366,7 @@
         </w:tc>
         <w:tc>
           <w:tcPr>
-            <w:tcW w:w="3039" w:type="dxa"/>
+            <w:tcW w:w="2629" w:type="dxa"/>
           </w:tcPr>
           <w:p>
             <w:pPr>
@@ -7402,7 +7402,7 @@
         </w:tc>
         <w:tc>
           <w:tcPr>
-            <w:tcW w:w="3450" w:type="dxa"/>
+            <w:tcW w:w="3861" w:type="dxa"/>
           </w:tcPr>
           <w:p>
             <w:pPr>
@@ -7443,7 +7443,7 @@
         </w:tc>
         <w:tc>
           <w:tcPr>
-            <w:tcW w:w="3039" w:type="dxa"/>
+            <w:tcW w:w="2629" w:type="dxa"/>
           </w:tcPr>
           <w:p>
             <w:pPr>
@@ -7479,7 +7479,7 @@
         </w:tc>
         <w:tc>
           <w:tcPr>
-            <w:tcW w:w="3450" w:type="dxa"/>
+            <w:tcW w:w="3861" w:type="dxa"/>
           </w:tcPr>
           <w:p>
             <w:pPr>
@@ -7512,12 +7512,154 @@
           </w:p>
         </w:tc>
       </w:tr>
+      <w:tr>
+        <w:trPr>
+          <w:cantSplit/>
+        </w:trPr>
+        <w:tc>
+          <w:tcPr>
+            <w:tcW w:w="657" w:type="dxa"/>
+          </w:tcPr>
+          <w:p>
+            <w:pPr>
+              <w:spacing w:after="0" w:line="240" w:lineRule="auto"/>
+              <w:jc w:val="left"/>
+            </w:pPr>
+            <w:r>
+              <w:rPr>
+                <w:sz w:val="16"/>
+                <w:szCs w:val="16"/>
+              </w:rPr>
+              <w:t xml:space="preserve">RNF-D</w:t>
+            </w:r>
+          </w:p>
+        </w:tc>
+        <w:tc>
+          <w:tcPr>
+            <w:tcW w:w="2629" w:type="dxa"/>
+          </w:tcPr>
+          <w:p>
+            <w:pPr>
+              <w:spacing w:after="0" w:line="240" w:lineRule="auto"/>
+              <w:jc w:val="left"/>
+            </w:pPr>
+            <w:r>
+              <w:rPr>
+                <w:sz w:val="16"/>
+                <w:szCs w:val="16"/>
+              </w:rPr>
+              <w:t xml:space="preserve">Observabilidad del proceso: métricas operativas y registro estructurado</w:t>
+            </w:r>
+          </w:p>
+        </w:tc>
+        <w:tc>
+          <w:tcPr>
+            <w:tcW w:w="1068" w:type="dxa"/>
+          </w:tcPr>
+          <w:p>
+            <w:pPr>
+              <w:spacing w:after="0" w:line="240" w:lineRule="auto"/>
+              <w:jc w:val="left"/>
+            </w:pPr>
+            <w:r>
+              <w:rPr>
+                <w:sz w:val="16"/>
+                <w:szCs w:val="16"/>
+              </w:rPr>
+              <w:t xml:space="preserve">PROPUESTO</w:t>
+            </w:r>
+          </w:p>
+        </w:tc>
+        <w:tc>
+          <w:tcPr>
+            <w:tcW w:w="3861" w:type="dxa"/>
+          </w:tcPr>
+          <w:p>
+            <w:pPr>
+              <w:spacing w:after="0" w:line="240" w:lineRule="auto"/>
+              <w:jc w:val="left"/>
+            </w:pPr>
+            <w:r>
+              <w:rPr>
+                <w:sz w:val="16"/>
+                <w:szCs w:val="16"/>
+              </w:rPr>
+              <w:t xml:space="preserve">Candidato de </w:t>
+            </w:r>
+            <w:r>
+              <w:rPr>
+                <w:rFonts w:ascii="Consolas" w:hAnsi="Consolas"/>
+                <w:sz w:val="16"/>
+                <w:szCs w:val="16"/>
+              </w:rPr>
+              <w:t xml:space="preserve">docs/v1.1/scope-preliminary.md</w:t>
+            </w:r>
+            <w:r>
+              <w:rPr>
+                <w:sz w:val="16"/>
+                <w:szCs w:val="16"/>
+              </w:rPr>
+              <w:t xml:space="preserve">, refinado como «observabilidad operacional» en </w:t>
+            </w:r>
+            <w:r>
+              <w:rPr>
+                <w:rFonts w:ascii="Consolas" w:hAnsi="Consolas"/>
+                <w:sz w:val="16"/>
+                <w:szCs w:val="16"/>
+              </w:rPr>
+              <w:t xml:space="preserve">docs/v1.1/ml/requirements-and-traceability-plan.md</w:t>
+            </w:r>
+            <w:r>
+              <w:rPr>
+                <w:sz w:val="16"/>
+                <w:szCs w:val="16"/>
+              </w:rPr>
+              <w:t xml:space="preserve">. Añadido al F7 en la F27D (H-10); </w:t>
+            </w:r>
+            <w:r>
+              <w:rPr>
+                <w:b/>
+                <w:bCs/>
+                <w:sz w:val="16"/>
+                <w:szCs w:val="16"/>
+              </w:rPr>
+              <w:t xml:space="preserve">no</w:t>
+            </w:r>
+            <w:r>
+              <w:rPr>
+                <w:sz w:val="16"/>
+                <w:szCs w:val="16"/>
+              </w:rPr>
+              <w:t xml:space="preserve"> forma parte de los 10 RNF académicos</w:t>
+            </w:r>
+          </w:p>
+        </w:tc>
+      </w:tr>
     </w:tbl>
     <w:p>
       <w:pPr>
         <w:spacing w:after="0"/>
         <w:ind w:left="284"/>
       </w:pPr>
+    </w:p>
+    <w:p>
+      <w:pPr>
+        <w:spacing w:after="100"/>
+        <w:ind w:left="284"/>
+      </w:pPr>
+      <w:r>
+        <w:t xml:space="preserve">RNF-A a RNF-D son </w:t>
+      </w:r>
+      <w:r>
+        <w:rPr>
+          <w:b/>
+          <w:bCs/>
+        </w:rPr>
+        <w:t xml:space="preserve">propuestas separadas</w:t>
+      </w:r>
+      <w:r>
+        <w:t xml:space="preserve"> de los 10 RNF académicos: no se cuentan en la línea base ni cambian su estado de verificación.</w:t>
+      </w:r>
     </w:p>
     <w:sectPr>
       <w:headerReference w:type="default" r:id="rId7"/>
